--- a/organic-chemistry/word-docs/Ch09_Alkynes_Questions.docx
+++ b/organic-chemistry/word-docs/Ch09_Alkynes_Questions.docx
@@ -2593,7 +2593,7 @@
             <w:r>
               <w:drawing>
                 <wp:inline xmlns:a="http://schemas.openxmlformats.org/drawingml/2006/main" xmlns:pic="http://schemas.openxmlformats.org/drawingml/2006/picture">
-                  <wp:extent cx="2560320" cy="947863"/>
+                  <wp:extent cx="2353056" cy="1645920"/>
                   <wp:docPr id="14" name="Picture 14"/>
                   <wp:cNvGraphicFramePr>
                     <a:graphicFrameLocks noChangeAspect="1"/>
@@ -2614,7 +2614,7 @@
                         <pic:spPr>
                           <a:xfrm>
                             <a:off x="0" y="0"/>
-                            <a:ext cx="2560320" cy="947863"/>
+                            <a:ext cx="2353056" cy="1645920"/>
                           </a:xfrm>
                           <a:prstGeom prst="rect"/>
                         </pic:spPr>
@@ -2725,7 +2725,7 @@
             <w:r>
               <w:drawing>
                 <wp:inline xmlns:a="http://schemas.openxmlformats.org/drawingml/2006/main" xmlns:pic="http://schemas.openxmlformats.org/drawingml/2006/picture">
-                  <wp:extent cx="2560320" cy="947863"/>
+                  <wp:extent cx="2353056" cy="1645920"/>
                   <wp:docPr id="16" name="Picture 16"/>
                   <wp:cNvGraphicFramePr>
                     <a:graphicFrameLocks noChangeAspect="1"/>
@@ -2734,11 +2734,11 @@
                     <a:graphicData uri="http://schemas.openxmlformats.org/drawingml/2006/picture">
                       <pic:pic>
                         <pic:nvPicPr>
-                          <pic:cNvPr id="0" name="C09M20_A.png"/>
+                          <pic:cNvPr id="0" name="C09M21_A.png"/>
                           <pic:cNvPicPr/>
                         </pic:nvPicPr>
                         <pic:blipFill>
-                          <a:blip r:embed="rId17"/>
+                          <a:blip r:embed="rId21"/>
                           <a:stretch>
                             <a:fillRect/>
                           </a:stretch>
@@ -2746,7 +2746,7 @@
                         <pic:spPr>
                           <a:xfrm>
                             <a:off x="0" y="0"/>
-                            <a:ext cx="2560320" cy="947863"/>
+                            <a:ext cx="2353056" cy="1645920"/>
                           </a:xfrm>
                           <a:prstGeom prst="rect"/>
                         </pic:spPr>
@@ -2834,11 +2834,11 @@
                     <a:graphicData uri="http://schemas.openxmlformats.org/drawingml/2006/picture">
                       <pic:pic>
                         <pic:nvPicPr>
-                          <pic:cNvPr id="0" name="C09M20_C.png"/>
+                          <pic:cNvPr id="0" name="C09M21_C.png"/>
                           <pic:cNvPicPr/>
                         </pic:nvPicPr>
                         <pic:blipFill>
-                          <a:blip r:embed="rId19"/>
+                          <a:blip r:embed="rId22"/>
                           <a:stretch>
                             <a:fillRect/>
                           </a:stretch>
@@ -2887,7 +2887,7 @@
                           <pic:cNvPicPr/>
                         </pic:nvPicPr>
                         <pic:blipFill>
-                          <a:blip r:embed="rId21"/>
+                          <a:blip r:embed="rId23"/>
                           <a:stretch>
                             <a:fillRect/>
                           </a:stretch>
@@ -2957,7 +2957,7 @@
             <w:r>
               <w:drawing>
                 <wp:inline xmlns:a="http://schemas.openxmlformats.org/drawingml/2006/main" xmlns:pic="http://schemas.openxmlformats.org/drawingml/2006/picture">
-                  <wp:extent cx="2560320" cy="947863"/>
+                  <wp:extent cx="2353056" cy="1645920"/>
                   <wp:docPr id="20" name="Picture 20"/>
                   <wp:cNvGraphicFramePr>
                     <a:graphicFrameLocks noChangeAspect="1"/>
@@ -2966,11 +2966,11 @@
                     <a:graphicData uri="http://schemas.openxmlformats.org/drawingml/2006/picture">
                       <pic:pic>
                         <pic:nvPicPr>
-                          <pic:cNvPr id="0" name="C09M20_A.png"/>
+                          <pic:cNvPr id="0" name="C09M21_A.png"/>
                           <pic:cNvPicPr/>
                         </pic:nvPicPr>
                         <pic:blipFill>
-                          <a:blip r:embed="rId17"/>
+                          <a:blip r:embed="rId21"/>
                           <a:stretch>
                             <a:fillRect/>
                           </a:stretch>
@@ -2978,7 +2978,7 @@
                         <pic:spPr>
                           <a:xfrm>
                             <a:off x="0" y="0"/>
-                            <a:ext cx="2560320" cy="947863"/>
+                            <a:ext cx="2353056" cy="1645920"/>
                           </a:xfrm>
                           <a:prstGeom prst="rect"/>
                         </pic:spPr>
@@ -3019,7 +3019,7 @@
                           <pic:cNvPicPr/>
                         </pic:nvPicPr>
                         <pic:blipFill>
-                          <a:blip r:embed="rId22"/>
+                          <a:blip r:embed="rId24"/>
                           <a:stretch>
                             <a:fillRect/>
                           </a:stretch>
@@ -3070,7 +3070,7 @@
                           <pic:cNvPicPr/>
                         </pic:nvPicPr>
                         <pic:blipFill>
-                          <a:blip r:embed="rId23"/>
+                          <a:blip r:embed="rId25"/>
                           <a:stretch>
                             <a:fillRect/>
                           </a:stretch>
@@ -3344,7 +3344,7 @@
                     <pic:cNvPicPr/>
                   </pic:nvPicPr>
                   <pic:blipFill>
-                    <a:blip r:embed="rId24"/>
+                    <a:blip r:embed="rId26"/>
                     <a:stretch>
                       <a:fillRect/>
                     </a:stretch>
@@ -3646,7 +3646,7 @@
                     <pic:cNvPicPr/>
                   </pic:nvPicPr>
                   <pic:blipFill>
-                    <a:blip r:embed="rId24"/>
+                    <a:blip r:embed="rId26"/>
                     <a:stretch>
                       <a:fillRect/>
                     </a:stretch>
@@ -3797,7 +3797,7 @@
                           <pic:cNvPicPr/>
                         </pic:nvPicPr>
                         <pic:blipFill>
-                          <a:blip r:embed="rId25"/>
+                          <a:blip r:embed="rId27"/>
                           <a:stretch>
                             <a:fillRect/>
                           </a:stretch>
@@ -3846,7 +3846,7 @@
                           <pic:cNvPicPr/>
                         </pic:nvPicPr>
                         <pic:blipFill>
-                          <a:blip r:embed="rId26"/>
+                          <a:blip r:embed="rId28"/>
                           <a:stretch>
                             <a:fillRect/>
                           </a:stretch>
@@ -3897,7 +3897,7 @@
                           <pic:cNvPicPr/>
                         </pic:nvPicPr>
                         <pic:blipFill>
-                          <a:blip r:embed="rId27"/>
+                          <a:blip r:embed="rId29"/>
                           <a:stretch>
                             <a:fillRect/>
                           </a:stretch>
@@ -3946,7 +3946,7 @@
                           <pic:cNvPicPr/>
                         </pic:nvPicPr>
                         <pic:blipFill>
-                          <a:blip r:embed="rId28"/>
+                          <a:blip r:embed="rId30"/>
                           <a:stretch>
                             <a:fillRect/>
                           </a:stretch>
@@ -4029,7 +4029,7 @@
                           <pic:cNvPicPr/>
                         </pic:nvPicPr>
                         <pic:blipFill>
-                          <a:blip r:embed="rId29"/>
+                          <a:blip r:embed="rId31"/>
                           <a:stretch>
                             <a:fillRect/>
                           </a:stretch>
@@ -4078,7 +4078,7 @@
                           <pic:cNvPicPr/>
                         </pic:nvPicPr>
                         <pic:blipFill>
-                          <a:blip r:embed="rId26"/>
+                          <a:blip r:embed="rId28"/>
                           <a:stretch>
                             <a:fillRect/>
                           </a:stretch>
@@ -4129,7 +4129,7 @@
                           <pic:cNvPicPr/>
                         </pic:nvPicPr>
                         <pic:blipFill>
-                          <a:blip r:embed="rId30"/>
+                          <a:blip r:embed="rId32"/>
                           <a:stretch>
                             <a:fillRect/>
                           </a:stretch>
@@ -4178,7 +4178,7 @@
                           <pic:cNvPicPr/>
                         </pic:nvPicPr>
                         <pic:blipFill>
-                          <a:blip r:embed="rId28"/>
+                          <a:blip r:embed="rId30"/>
                           <a:stretch>
                             <a:fillRect/>
                           </a:stretch>
@@ -4261,7 +4261,7 @@
                           <pic:cNvPicPr/>
                         </pic:nvPicPr>
                         <pic:blipFill>
-                          <a:blip r:embed="rId25"/>
+                          <a:blip r:embed="rId27"/>
                           <a:stretch>
                             <a:fillRect/>
                           </a:stretch>
@@ -4310,7 +4310,7 @@
                           <pic:cNvPicPr/>
                         </pic:nvPicPr>
                         <pic:blipFill>
-                          <a:blip r:embed="rId31"/>
+                          <a:blip r:embed="rId33"/>
                           <a:stretch>
                             <a:fillRect/>
                           </a:stretch>
@@ -4361,7 +4361,7 @@
                           <pic:cNvPicPr/>
                         </pic:nvPicPr>
                         <pic:blipFill>
-                          <a:blip r:embed="rId32"/>
+                          <a:blip r:embed="rId34"/>
                           <a:stretch>
                             <a:fillRect/>
                           </a:stretch>
@@ -4410,7 +4410,7 @@
                           <pic:cNvPicPr/>
                         </pic:nvPicPr>
                         <pic:blipFill>
-                          <a:blip r:embed="rId33"/>
+                          <a:blip r:embed="rId35"/>
                           <a:stretch>
                             <a:fillRect/>
                           </a:stretch>
@@ -4804,7 +4804,7 @@
                           <pic:cNvPicPr/>
                         </pic:nvPicPr>
                         <pic:blipFill>
-                          <a:blip r:embed="rId34"/>
+                          <a:blip r:embed="rId36"/>
                           <a:stretch>
                             <a:fillRect/>
                           </a:stretch>
@@ -4853,7 +4853,7 @@
                           <pic:cNvPicPr/>
                         </pic:nvPicPr>
                         <pic:blipFill>
-                          <a:blip r:embed="rId35"/>
+                          <a:blip r:embed="rId37"/>
                           <a:stretch>
                             <a:fillRect/>
                           </a:stretch>
@@ -4904,7 +4904,7 @@
                           <pic:cNvPicPr/>
                         </pic:nvPicPr>
                         <pic:blipFill>
-                          <a:blip r:embed="rId36"/>
+                          <a:blip r:embed="rId38"/>
                           <a:stretch>
                             <a:fillRect/>
                           </a:stretch>
@@ -4953,7 +4953,7 @@
                           <pic:cNvPicPr/>
                         </pic:nvPicPr>
                         <pic:blipFill>
-                          <a:blip r:embed="rId37"/>
+                          <a:blip r:embed="rId39"/>
                           <a:stretch>
                             <a:fillRect/>
                           </a:stretch>
@@ -5036,7 +5036,7 @@
                           <pic:cNvPicPr/>
                         </pic:nvPicPr>
                         <pic:blipFill>
-                          <a:blip r:embed="rId34"/>
+                          <a:blip r:embed="rId36"/>
                           <a:stretch>
                             <a:fillRect/>
                           </a:stretch>
@@ -5085,7 +5085,7 @@
                           <pic:cNvPicPr/>
                         </pic:nvPicPr>
                         <pic:blipFill>
-                          <a:blip r:embed="rId35"/>
+                          <a:blip r:embed="rId37"/>
                           <a:stretch>
                             <a:fillRect/>
                           </a:stretch>
@@ -5136,7 +5136,7 @@
                           <pic:cNvPicPr/>
                         </pic:nvPicPr>
                         <pic:blipFill>
-                          <a:blip r:embed="rId38"/>
+                          <a:blip r:embed="rId40"/>
                           <a:stretch>
                             <a:fillRect/>
                           </a:stretch>
@@ -5185,7 +5185,7 @@
                           <pic:cNvPicPr/>
                         </pic:nvPicPr>
                         <pic:blipFill>
-                          <a:blip r:embed="rId39"/>
+                          <a:blip r:embed="rId41"/>
                           <a:stretch>
                             <a:fillRect/>
                           </a:stretch>
@@ -5328,7 +5328,7 @@
                     <pic:cNvPicPr/>
                   </pic:nvPicPr>
                   <pic:blipFill>
-                    <a:blip r:embed="rId40"/>
+                    <a:blip r:embed="rId42"/>
                     <a:stretch>
                       <a:fillRect/>
                     </a:stretch>
@@ -5528,7 +5528,7 @@
                     <pic:cNvPicPr/>
                   </pic:nvPicPr>
                   <pic:blipFill>
-                    <a:blip r:embed="rId24"/>
+                    <a:blip r:embed="rId26"/>
                     <a:stretch>
                       <a:fillRect/>
                     </a:stretch>
@@ -5912,7 +5912,7 @@
                     <pic:cNvPicPr/>
                   </pic:nvPicPr>
                   <pic:blipFill>
-                    <a:blip r:embed="rId24"/>
+                    <a:blip r:embed="rId26"/>
                     <a:stretch>
                       <a:fillRect/>
                     </a:stretch>
@@ -6035,7 +6035,7 @@
                           <pic:cNvPicPr/>
                         </pic:nvPicPr>
                         <pic:blipFill>
-                          <a:blip r:embed="rId41"/>
+                          <a:blip r:embed="rId43"/>
                           <a:stretch>
                             <a:fillRect/>
                           </a:stretch>
@@ -6084,7 +6084,7 @@
                           <pic:cNvPicPr/>
                         </pic:nvPicPr>
                         <pic:blipFill>
-                          <a:blip r:embed="rId42"/>
+                          <a:blip r:embed="rId44"/>
                           <a:stretch>
                             <a:fillRect/>
                           </a:stretch>
@@ -6135,7 +6135,7 @@
                           <pic:cNvPicPr/>
                         </pic:nvPicPr>
                         <pic:blipFill>
-                          <a:blip r:embed="rId43"/>
+                          <a:blip r:embed="rId45"/>
                           <a:stretch>
                             <a:fillRect/>
                           </a:stretch>
@@ -6184,7 +6184,7 @@
                           <pic:cNvPicPr/>
                         </pic:nvPicPr>
                         <pic:blipFill>
-                          <a:blip r:embed="rId44"/>
+                          <a:blip r:embed="rId46"/>
                           <a:stretch>
                             <a:fillRect/>
                           </a:stretch>
@@ -6714,7 +6714,7 @@
                           <pic:cNvPicPr/>
                         </pic:nvPicPr>
                         <pic:blipFill>
-                          <a:blip r:embed="rId45"/>
+                          <a:blip r:embed="rId47"/>
                           <a:stretch>
                             <a:fillRect/>
                           </a:stretch>
@@ -6763,7 +6763,7 @@
                           <pic:cNvPicPr/>
                         </pic:nvPicPr>
                         <pic:blipFill>
-                          <a:blip r:embed="rId46"/>
+                          <a:blip r:embed="rId48"/>
                           <a:stretch>
                             <a:fillRect/>
                           </a:stretch>
@@ -6814,7 +6814,7 @@
                           <pic:cNvPicPr/>
                         </pic:nvPicPr>
                         <pic:blipFill>
-                          <a:blip r:embed="rId47"/>
+                          <a:blip r:embed="rId49"/>
                           <a:stretch>
                             <a:fillRect/>
                           </a:stretch>
@@ -6863,7 +6863,7 @@
                           <pic:cNvPicPr/>
                         </pic:nvPicPr>
                         <pic:blipFill>
-                          <a:blip r:embed="rId48"/>
+                          <a:blip r:embed="rId50"/>
                           <a:stretch>
                             <a:fillRect/>
                           </a:stretch>
@@ -7275,7 +7275,7 @@
                           <pic:cNvPicPr/>
                         </pic:nvPicPr>
                         <pic:blipFill>
-                          <a:blip r:embed="rId49"/>
+                          <a:blip r:embed="rId51"/>
                           <a:stretch>
                             <a:fillRect/>
                           </a:stretch>
@@ -7324,7 +7324,7 @@
                           <pic:cNvPicPr/>
                         </pic:nvPicPr>
                         <pic:blipFill>
-                          <a:blip r:embed="rId50"/>
+                          <a:blip r:embed="rId52"/>
                           <a:stretch>
                             <a:fillRect/>
                           </a:stretch>
@@ -7375,7 +7375,7 @@
                           <pic:cNvPicPr/>
                         </pic:nvPicPr>
                         <pic:blipFill>
-                          <a:blip r:embed="rId51"/>
+                          <a:blip r:embed="rId53"/>
                           <a:stretch>
                             <a:fillRect/>
                           </a:stretch>
@@ -7424,7 +7424,7 @@
                           <pic:cNvPicPr/>
                         </pic:nvPicPr>
                         <pic:blipFill>
-                          <a:blip r:embed="rId52"/>
+                          <a:blip r:embed="rId54"/>
                           <a:stretch>
                             <a:fillRect/>
                           </a:stretch>
@@ -7769,7 +7769,7 @@
                     <pic:cNvPicPr/>
                   </pic:nvPicPr>
                   <pic:blipFill>
-                    <a:blip r:embed="rId53"/>
+                    <a:blip r:embed="rId55"/>
                     <a:stretch>
                       <a:fillRect/>
                     </a:stretch>
@@ -7842,7 +7842,7 @@
                     <pic:cNvPicPr/>
                   </pic:nvPicPr>
                   <pic:blipFill>
-                    <a:blip r:embed="rId54"/>
+                    <a:blip r:embed="rId56"/>
                     <a:stretch>
                       <a:fillRect/>
                     </a:stretch>
@@ -8278,7 +8278,7 @@
                     <pic:cNvPicPr/>
                   </pic:nvPicPr>
                   <pic:blipFill>
-                    <a:blip r:embed="rId55"/>
+                    <a:blip r:embed="rId57"/>
                     <a:stretch>
                       <a:fillRect/>
                     </a:stretch>
@@ -8396,7 +8396,7 @@
                     <pic:cNvPicPr/>
                   </pic:nvPicPr>
                   <pic:blipFill>
-                    <a:blip r:embed="rId54"/>
+                    <a:blip r:embed="rId56"/>
                     <a:stretch>
                       <a:fillRect/>
                     </a:stretch>
@@ -8588,7 +8588,7 @@
                     <pic:cNvPicPr/>
                   </pic:nvPicPr>
                   <pic:blipFill>
-                    <a:blip r:embed="rId53"/>
+                    <a:blip r:embed="rId55"/>
                     <a:stretch>
                       <a:fillRect/>
                     </a:stretch>
@@ -8652,7 +8652,7 @@
                     <pic:cNvPicPr/>
                   </pic:nvPicPr>
                   <pic:blipFill>
-                    <a:blip r:embed="rId56"/>
+                    <a:blip r:embed="rId58"/>
                     <a:stretch>
                       <a:fillRect/>
                     </a:stretch>

--- a/organic-chemistry/word-docs/Ch09_Alkynes_Questions.docx
+++ b/organic-chemistry/word-docs/Ch09_Alkynes_Questions.docx
@@ -2481,14 +2481,7 @@
           <w:tcPr>
             <w:tcW w:type="dxa" w:w="4824"/>
           </w:tcPr>
-          <w:p>
-            <w:r>
-              <w:rPr>
-                <w:b/>
-              </w:rPr>
-              <w:t>A)</w:t>
-            </w:r>
-          </w:p>
+          <w:p/>
           <w:p>
             <w:r>
               <w:drawing>
@@ -2530,14 +2523,7 @@
           <w:tcPr>
             <w:tcW w:type="dxa" w:w="4824"/>
           </w:tcPr>
-          <w:p>
-            <w:r>
-              <w:rPr>
-                <w:b/>
-              </w:rPr>
-              <w:t>B)</w:t>
-            </w:r>
-          </w:p>
+          <w:p/>
           <w:p>
             <w:r>
               <w:drawing>
@@ -2581,14 +2567,7 @@
           <w:tcPr>
             <w:tcW w:type="dxa" w:w="4824"/>
           </w:tcPr>
-          <w:p>
-            <w:r>
-              <w:rPr>
-                <w:b/>
-              </w:rPr>
-              <w:t>C)</w:t>
-            </w:r>
-          </w:p>
+          <w:p/>
           <w:p>
             <w:r>
               <w:drawing>
@@ -2630,14 +2609,7 @@
           <w:tcPr>
             <w:tcW w:type="dxa" w:w="4824"/>
           </w:tcPr>
-          <w:p>
-            <w:r>
-              <w:rPr>
-                <w:b/>
-              </w:rPr>
-              <w:t>D)</w:t>
-            </w:r>
-          </w:p>
+          <w:p/>
           <w:p>
             <w:r>
               <w:drawing>
@@ -2713,14 +2685,7 @@
           <w:tcPr>
             <w:tcW w:type="dxa" w:w="4824"/>
           </w:tcPr>
-          <w:p>
-            <w:r>
-              <w:rPr>
-                <w:b/>
-              </w:rPr>
-              <w:t>A)</w:t>
-            </w:r>
-          </w:p>
+          <w:p/>
           <w:p>
             <w:r>
               <w:drawing>
@@ -2762,14 +2727,7 @@
           <w:tcPr>
             <w:tcW w:type="dxa" w:w="4824"/>
           </w:tcPr>
-          <w:p>
-            <w:r>
-              <w:rPr>
-                <w:b/>
-              </w:rPr>
-              <w:t>B)</w:t>
-            </w:r>
-          </w:p>
+          <w:p/>
           <w:p>
             <w:r>
               <w:drawing>
@@ -2813,14 +2771,7 @@
           <w:tcPr>
             <w:tcW w:type="dxa" w:w="4824"/>
           </w:tcPr>
-          <w:p>
-            <w:r>
-              <w:rPr>
-                <w:b/>
-              </w:rPr>
-              <w:t>C)</w:t>
-            </w:r>
-          </w:p>
+          <w:p/>
           <w:p>
             <w:r>
               <w:drawing>
@@ -2862,14 +2813,7 @@
           <w:tcPr>
             <w:tcW w:type="dxa" w:w="4824"/>
           </w:tcPr>
-          <w:p>
-            <w:r>
-              <w:rPr>
-                <w:b/>
-              </w:rPr>
-              <w:t>D)</w:t>
-            </w:r>
-          </w:p>
+          <w:p/>
           <w:p>
             <w:r>
               <w:drawing>
@@ -2945,14 +2889,7 @@
           <w:tcPr>
             <w:tcW w:type="dxa" w:w="4824"/>
           </w:tcPr>
-          <w:p>
-            <w:r>
-              <w:rPr>
-                <w:b/>
-              </w:rPr>
-              <w:t>A)</w:t>
-            </w:r>
-          </w:p>
+          <w:p/>
           <w:p>
             <w:r>
               <w:drawing>
@@ -2994,14 +2931,7 @@
           <w:tcPr>
             <w:tcW w:type="dxa" w:w="4824"/>
           </w:tcPr>
-          <w:p>
-            <w:r>
-              <w:rPr>
-                <w:b/>
-              </w:rPr>
-              <w:t>B)</w:t>
-            </w:r>
-          </w:p>
+          <w:p/>
           <w:p>
             <w:r>
               <w:drawing>
@@ -3045,14 +2975,7 @@
           <w:tcPr>
             <w:tcW w:type="dxa" w:w="4824"/>
           </w:tcPr>
-          <w:p>
-            <w:r>
-              <w:rPr>
-                <w:b/>
-              </w:rPr>
-              <w:t>C)</w:t>
-            </w:r>
-          </w:p>
+          <w:p/>
           <w:p>
             <w:r>
               <w:drawing>
@@ -3094,14 +3017,7 @@
           <w:tcPr>
             <w:tcW w:type="dxa" w:w="4824"/>
           </w:tcPr>
-          <w:p>
-            <w:r>
-              <w:rPr>
-                <w:b/>
-              </w:rPr>
-              <w:t>D)</w:t>
-            </w:r>
-          </w:p>
+          <w:p/>
           <w:p>
             <w:r>
               <w:drawing>
@@ -3772,14 +3688,7 @@
           <w:tcPr>
             <w:tcW w:type="dxa" w:w="4824"/>
           </w:tcPr>
-          <w:p>
-            <w:r>
-              <w:rPr>
-                <w:b/>
-              </w:rPr>
-              <w:t>A)</w:t>
-            </w:r>
-          </w:p>
+          <w:p/>
           <w:p>
             <w:r>
               <w:drawing>
@@ -3821,14 +3730,7 @@
           <w:tcPr>
             <w:tcW w:type="dxa" w:w="4824"/>
           </w:tcPr>
-          <w:p>
-            <w:r>
-              <w:rPr>
-                <w:b/>
-              </w:rPr>
-              <w:t>B)</w:t>
-            </w:r>
-          </w:p>
+          <w:p/>
           <w:p>
             <w:r>
               <w:drawing>
@@ -3872,14 +3774,7 @@
           <w:tcPr>
             <w:tcW w:type="dxa" w:w="4824"/>
           </w:tcPr>
-          <w:p>
-            <w:r>
-              <w:rPr>
-                <w:b/>
-              </w:rPr>
-              <w:t>C)</w:t>
-            </w:r>
-          </w:p>
+          <w:p/>
           <w:p>
             <w:r>
               <w:drawing>
@@ -3921,14 +3816,7 @@
           <w:tcPr>
             <w:tcW w:type="dxa" w:w="4824"/>
           </w:tcPr>
-          <w:p>
-            <w:r>
-              <w:rPr>
-                <w:b/>
-              </w:rPr>
-              <w:t>D)</w:t>
-            </w:r>
-          </w:p>
+          <w:p/>
           <w:p>
             <w:r>
               <w:drawing>
@@ -4004,14 +3892,7 @@
           <w:tcPr>
             <w:tcW w:type="dxa" w:w="4824"/>
           </w:tcPr>
-          <w:p>
-            <w:r>
-              <w:rPr>
-                <w:b/>
-              </w:rPr>
-              <w:t>A)</w:t>
-            </w:r>
-          </w:p>
+          <w:p/>
           <w:p>
             <w:r>
               <w:drawing>
@@ -4053,14 +3934,7 @@
           <w:tcPr>
             <w:tcW w:type="dxa" w:w="4824"/>
           </w:tcPr>
-          <w:p>
-            <w:r>
-              <w:rPr>
-                <w:b/>
-              </w:rPr>
-              <w:t>B)</w:t>
-            </w:r>
-          </w:p>
+          <w:p/>
           <w:p>
             <w:r>
               <w:drawing>
@@ -4104,14 +3978,7 @@
           <w:tcPr>
             <w:tcW w:type="dxa" w:w="4824"/>
           </w:tcPr>
-          <w:p>
-            <w:r>
-              <w:rPr>
-                <w:b/>
-              </w:rPr>
-              <w:t>C)</w:t>
-            </w:r>
-          </w:p>
+          <w:p/>
           <w:p>
             <w:r>
               <w:drawing>
@@ -4153,14 +4020,7 @@
           <w:tcPr>
             <w:tcW w:type="dxa" w:w="4824"/>
           </w:tcPr>
-          <w:p>
-            <w:r>
-              <w:rPr>
-                <w:b/>
-              </w:rPr>
-              <w:t>D)</w:t>
-            </w:r>
-          </w:p>
+          <w:p/>
           <w:p>
             <w:r>
               <w:drawing>
@@ -4236,14 +4096,7 @@
           <w:tcPr>
             <w:tcW w:type="dxa" w:w="4824"/>
           </w:tcPr>
-          <w:p>
-            <w:r>
-              <w:rPr>
-                <w:b/>
-              </w:rPr>
-              <w:t>A)</w:t>
-            </w:r>
-          </w:p>
+          <w:p/>
           <w:p>
             <w:r>
               <w:drawing>
@@ -4285,14 +4138,7 @@
           <w:tcPr>
             <w:tcW w:type="dxa" w:w="4824"/>
           </w:tcPr>
-          <w:p>
-            <w:r>
-              <w:rPr>
-                <w:b/>
-              </w:rPr>
-              <w:t>B)</w:t>
-            </w:r>
-          </w:p>
+          <w:p/>
           <w:p>
             <w:r>
               <w:drawing>
@@ -4336,14 +4182,7 @@
           <w:tcPr>
             <w:tcW w:type="dxa" w:w="4824"/>
           </w:tcPr>
-          <w:p>
-            <w:r>
-              <w:rPr>
-                <w:b/>
-              </w:rPr>
-              <w:t>C)</w:t>
-            </w:r>
-          </w:p>
+          <w:p/>
           <w:p>
             <w:r>
               <w:drawing>
@@ -4385,14 +4224,7 @@
           <w:tcPr>
             <w:tcW w:type="dxa" w:w="4824"/>
           </w:tcPr>
-          <w:p>
-            <w:r>
-              <w:rPr>
-                <w:b/>
-              </w:rPr>
-              <w:t>D)</w:t>
-            </w:r>
-          </w:p>
+          <w:p/>
           <w:p>
             <w:r>
               <w:drawing>
@@ -4779,14 +4611,7 @@
           <w:tcPr>
             <w:tcW w:type="dxa" w:w="4824"/>
           </w:tcPr>
-          <w:p>
-            <w:r>
-              <w:rPr>
-                <w:b/>
-              </w:rPr>
-              <w:t>A)</w:t>
-            </w:r>
-          </w:p>
+          <w:p/>
           <w:p>
             <w:r>
               <w:drawing>
@@ -4828,14 +4653,7 @@
           <w:tcPr>
             <w:tcW w:type="dxa" w:w="4824"/>
           </w:tcPr>
-          <w:p>
-            <w:r>
-              <w:rPr>
-                <w:b/>
-              </w:rPr>
-              <w:t>B)</w:t>
-            </w:r>
-          </w:p>
+          <w:p/>
           <w:p>
             <w:r>
               <w:drawing>
@@ -4879,14 +4697,7 @@
           <w:tcPr>
             <w:tcW w:type="dxa" w:w="4824"/>
           </w:tcPr>
-          <w:p>
-            <w:r>
-              <w:rPr>
-                <w:b/>
-              </w:rPr>
-              <w:t>C)</w:t>
-            </w:r>
-          </w:p>
+          <w:p/>
           <w:p>
             <w:r>
               <w:drawing>
@@ -4928,14 +4739,7 @@
           <w:tcPr>
             <w:tcW w:type="dxa" w:w="4824"/>
           </w:tcPr>
-          <w:p>
-            <w:r>
-              <w:rPr>
-                <w:b/>
-              </w:rPr>
-              <w:t>D)</w:t>
-            </w:r>
-          </w:p>
+          <w:p/>
           <w:p>
             <w:r>
               <w:drawing>
@@ -5011,14 +4815,7 @@
           <w:tcPr>
             <w:tcW w:type="dxa" w:w="4824"/>
           </w:tcPr>
-          <w:p>
-            <w:r>
-              <w:rPr>
-                <w:b/>
-              </w:rPr>
-              <w:t>A)</w:t>
-            </w:r>
-          </w:p>
+          <w:p/>
           <w:p>
             <w:r>
               <w:drawing>
@@ -5060,14 +4857,7 @@
           <w:tcPr>
             <w:tcW w:type="dxa" w:w="4824"/>
           </w:tcPr>
-          <w:p>
-            <w:r>
-              <w:rPr>
-                <w:b/>
-              </w:rPr>
-              <w:t>B)</w:t>
-            </w:r>
-          </w:p>
+          <w:p/>
           <w:p>
             <w:r>
               <w:drawing>
@@ -5111,14 +4901,7 @@
           <w:tcPr>
             <w:tcW w:type="dxa" w:w="4824"/>
           </w:tcPr>
-          <w:p>
-            <w:r>
-              <w:rPr>
-                <w:b/>
-              </w:rPr>
-              <w:t>C)</w:t>
-            </w:r>
-          </w:p>
+          <w:p/>
           <w:p>
             <w:r>
               <w:drawing>
@@ -5160,14 +4943,7 @@
           <w:tcPr>
             <w:tcW w:type="dxa" w:w="4824"/>
           </w:tcPr>
-          <w:p>
-            <w:r>
-              <w:rPr>
-                <w:b/>
-              </w:rPr>
-              <w:t>D)</w:t>
-            </w:r>
-          </w:p>
+          <w:p/>
           <w:p>
             <w:r>
               <w:drawing>
@@ -6010,14 +5786,7 @@
           <w:tcPr>
             <w:tcW w:type="dxa" w:w="4824"/>
           </w:tcPr>
-          <w:p>
-            <w:r>
-              <w:rPr>
-                <w:b/>
-              </w:rPr>
-              <w:t>A)</w:t>
-            </w:r>
-          </w:p>
+          <w:p/>
           <w:p>
             <w:r>
               <w:drawing>
@@ -6059,14 +5828,7 @@
           <w:tcPr>
             <w:tcW w:type="dxa" w:w="4824"/>
           </w:tcPr>
-          <w:p>
-            <w:r>
-              <w:rPr>
-                <w:b/>
-              </w:rPr>
-              <w:t>B)</w:t>
-            </w:r>
-          </w:p>
+          <w:p/>
           <w:p>
             <w:r>
               <w:drawing>
@@ -6110,14 +5872,7 @@
           <w:tcPr>
             <w:tcW w:type="dxa" w:w="4824"/>
           </w:tcPr>
-          <w:p>
-            <w:r>
-              <w:rPr>
-                <w:b/>
-              </w:rPr>
-              <w:t>C)</w:t>
-            </w:r>
-          </w:p>
+          <w:p/>
           <w:p>
             <w:r>
               <w:drawing>
@@ -6159,14 +5914,7 @@
           <w:tcPr>
             <w:tcW w:type="dxa" w:w="4824"/>
           </w:tcPr>
-          <w:p>
-            <w:r>
-              <w:rPr>
-                <w:b/>
-              </w:rPr>
-              <w:t>D)</w:t>
-            </w:r>
-          </w:p>
+          <w:p/>
           <w:p>
             <w:r>
               <w:drawing>
@@ -6689,14 +6437,7 @@
           <w:tcPr>
             <w:tcW w:type="dxa" w:w="4824"/>
           </w:tcPr>
-          <w:p>
-            <w:r>
-              <w:rPr>
-                <w:b/>
-              </w:rPr>
-              <w:t>A)</w:t>
-            </w:r>
-          </w:p>
+          <w:p/>
           <w:p>
             <w:r>
               <w:drawing>
@@ -6738,14 +6479,7 @@
           <w:tcPr>
             <w:tcW w:type="dxa" w:w="4824"/>
           </w:tcPr>
-          <w:p>
-            <w:r>
-              <w:rPr>
-                <w:b/>
-              </w:rPr>
-              <w:t>B)</w:t>
-            </w:r>
-          </w:p>
+          <w:p/>
           <w:p>
             <w:r>
               <w:drawing>
@@ -6789,14 +6523,7 @@
           <w:tcPr>
             <w:tcW w:type="dxa" w:w="4824"/>
           </w:tcPr>
-          <w:p>
-            <w:r>
-              <w:rPr>
-                <w:b/>
-              </w:rPr>
-              <w:t>C)</w:t>
-            </w:r>
-          </w:p>
+          <w:p/>
           <w:p>
             <w:r>
               <w:drawing>
@@ -6838,14 +6565,7 @@
           <w:tcPr>
             <w:tcW w:type="dxa" w:w="4824"/>
           </w:tcPr>
-          <w:p>
-            <w:r>
-              <w:rPr>
-                <w:b/>
-              </w:rPr>
-              <w:t>D)</w:t>
-            </w:r>
-          </w:p>
+          <w:p/>
           <w:p>
             <w:r>
               <w:drawing>
@@ -7250,14 +6970,7 @@
           <w:tcPr>
             <w:tcW w:type="dxa" w:w="4824"/>
           </w:tcPr>
-          <w:p>
-            <w:r>
-              <w:rPr>
-                <w:b/>
-              </w:rPr>
-              <w:t>A)</w:t>
-            </w:r>
-          </w:p>
+          <w:p/>
           <w:p>
             <w:r>
               <w:drawing>
@@ -7299,14 +7012,7 @@
           <w:tcPr>
             <w:tcW w:type="dxa" w:w="4824"/>
           </w:tcPr>
-          <w:p>
-            <w:r>
-              <w:rPr>
-                <w:b/>
-              </w:rPr>
-              <w:t>B)</w:t>
-            </w:r>
-          </w:p>
+          <w:p/>
           <w:p>
             <w:r>
               <w:drawing>
@@ -7350,14 +7056,7 @@
           <w:tcPr>
             <w:tcW w:type="dxa" w:w="4824"/>
           </w:tcPr>
-          <w:p>
-            <w:r>
-              <w:rPr>
-                <w:b/>
-              </w:rPr>
-              <w:t>C)</w:t>
-            </w:r>
-          </w:p>
+          <w:p/>
           <w:p>
             <w:r>
               <w:drawing>
@@ -7399,14 +7098,7 @@
           <w:tcPr>
             <w:tcW w:type="dxa" w:w="4824"/>
           </w:tcPr>
-          <w:p>
-            <w:r>
-              <w:rPr>
-                <w:b/>
-              </w:rPr>
-              <w:t>D)</w:t>
-            </w:r>
-          </w:p>
+          <w:p/>
           <w:p>
             <w:r>
               <w:drawing>
